--- a/docs/export/ADW-WORKFLOW.de.docx
+++ b/docs/export/ADW-WORKFLOW.de.docx
@@ -1839,7 +1839,7 @@
               <a:graphicData uri="http://schemas.openxmlformats.org/drawingml/2006/picture">
                 <pic:pic>
                   <pic:nvPicPr>
-                    <pic:cNvPr descr="/tmp/tmpi1srrkay/emf/diagrams/workflow/run-overview.de.emf" id="28" name="Picture"/>
+                    <pic:cNvPr descr="/tmp/tmpd3afpfva/emf/diagrams/workflow/run-overview.de.emf" id="28" name="Picture"/>
                     <pic:cNvPicPr>
                       <a:picLocks noChangeArrowheads="1" noChangeAspect="1"/>
                     </pic:cNvPicPr>
@@ -2014,7 +2014,7 @@
               <a:graphicData uri="http://schemas.openxmlformats.org/drawingml/2006/picture">
                 <pic:pic>
                   <pic:nvPicPr>
-                    <pic:cNvPr descr="/tmp/tmpi1srrkay/emf/diagrams/workflow/state-machine.de.emf" id="31" name="Picture"/>
+                    <pic:cNvPr descr="/tmp/tmpd3afpfva/emf/diagrams/workflow/state-machine.de.emf" id="31" name="Picture"/>
                     <pic:cNvPicPr>
                       <a:picLocks noChangeArrowheads="1" noChangeAspect="1"/>
                     </pic:cNvPicPr>
@@ -2488,6 +2488,103 @@
       <w:r>
         <w:t xml:space="preserve">nicht-positive Timeouts brechen mit klarer Meldung ab.</w:t>
       </w:r>
+      <w:r>
+        <w:t xml:space="preserve"> </w:t>
+      </w:r>
+      <w:r>
+        <w:t xml:space="preserve">Direkt danach prüft der</w:t>
+      </w:r>
+      <w:r>
+        <w:t xml:space="preserve"> </w:t>
+      </w:r>
+      <w:r>
+        <w:rPr>
+          <w:b/>
+          <w:bCs/>
+        </w:rPr>
+        <w:t xml:space="preserve">Forge-Vorflug</w:t>
+      </w:r>
+      <w:r>
+        <w:t xml:space="preserve"> </w:t>
+      </w:r>
+      <w:r>
+        <w:t xml:space="preserve">(nur echte Läufe), ob die Forge</w:t>
+      </w:r>
+      <w:r>
+        <w:t xml:space="preserve"> </w:t>
+      </w:r>
+      <w:r>
+        <w:t xml:space="preserve">bekannt ist —</w:t>
+      </w:r>
+      <w:r>
+        <w:t xml:space="preserve"> </w:t>
+      </w:r>
+      <w:r>
+        <w:rPr>
+          <w:rStyle w:val="VerbatimChar"/>
+        </w:rPr>
+        <w:t xml:space="preserve">ci.provider</w:t>
+      </w:r>
+      <w:r>
+        <w:t xml:space="preserve"> </w:t>
+      </w:r>
+      <w:r>
+        <w:t xml:space="preserve">oder ein Origin-Host mit</w:t>
+      </w:r>
+      <w:r>
+        <w:t xml:space="preserve"> </w:t>
+      </w:r>
+      <w:r>
+        <w:rPr>
+          <w:rStyle w:val="VerbatimChar"/>
+        </w:rPr>
+        <w:t xml:space="preserve">gitlab</w:t>
+      </w:r>
+      <w:r>
+        <w:t xml:space="preserve">/</w:t>
+      </w:r>
+      <w:r>
+        <w:rPr>
+          <w:rStyle w:val="VerbatimChar"/>
+        </w:rPr>
+        <w:t xml:space="preserve">github</w:t>
+      </w:r>
+      <w:r>
+        <w:t xml:space="preserve">.</w:t>
+      </w:r>
+      <w:r>
+        <w:t xml:space="preserve"> </w:t>
+      </w:r>
+      <w:r>
+        <w:t xml:space="preserve">Sonst wird das Kommando abgelehnt, bevor ein Agent läuft (auch vor</w:t>
+      </w:r>
+      <w:r>
+        <w:t xml:space="preserve"> </w:t>
+      </w:r>
+      <w:r>
+        <w:rPr>
+          <w:rStyle w:val="VerbatimChar"/>
+        </w:rPr>
+        <w:t xml:space="preserve">resume</w:t>
+      </w:r>
+      <w:r>
+        <w:t xml:space="preserve"> </w:t>
+      </w:r>
+      <w:r>
+        <w:t xml:space="preserve">und</w:t>
+      </w:r>
+      <w:r>
+        <w:t xml:space="preserve"> </w:t>
+      </w:r>
+      <w:r>
+        <w:rPr>
+          <w:rStyle w:val="VerbatimChar"/>
+        </w:rPr>
+        <w:t xml:space="preserve">approve</w:t>
+      </w:r>
+      <w:r>
+        <w:t xml:space="preserve">); ein Dry-Run fällt auf GitLab zurück.</w:t>
+      </w:r>
     </w:p>
     <w:p>
       <w:pPr>
@@ -3569,7 +3666,7 @@
               <a:graphicData uri="http://schemas.openxmlformats.org/drawingml/2006/picture">
                 <pic:pic>
                   <pic:nvPicPr>
-                    <pic:cNvPr descr="/tmp/tmpi1srrkay/emf/diagrams/workflow/authoring-loop.de.emf" id="38" name="Picture"/>
+                    <pic:cNvPr descr="/tmp/tmpd3afpfva/emf/diagrams/workflow/authoring-loop.de.emf" id="38" name="Picture"/>
                     <pic:cNvPicPr>
                       <a:picLocks noChangeArrowheads="1" noChangeAspect="1"/>
                     </pic:cNvPicPr>
@@ -5835,7 +5932,7 @@
               <a:graphicData uri="http://schemas.openxmlformats.org/drawingml/2006/picture">
                 <pic:pic>
                   <pic:nvPicPr>
-                    <pic:cNvPr descr="/tmp/tmpi1srrkay/emf/diagrams/workflow/tdd-red.de.emf" id="48" name="Picture"/>
+                    <pic:cNvPr descr="/tmp/tmpd3afpfva/emf/diagrams/workflow/tdd-red.de.emf" id="48" name="Picture"/>
                     <pic:cNvPicPr>
                       <a:picLocks noChangeArrowheads="1" noChangeAspect="1"/>
                     </pic:cNvPicPr>
@@ -5944,7 +6041,7 @@
               <a:graphicData uri="http://schemas.openxmlformats.org/drawingml/2006/picture">
                 <pic:pic>
                   <pic:nvPicPr>
-                    <pic:cNvPr descr="/tmp/tmpi1srrkay/emf/diagrams/workflow/gate-loop.de.emf" id="52" name="Picture"/>
+                    <pic:cNvPr descr="/tmp/tmpd3afpfva/emf/diagrams/workflow/gate-loop.de.emf" id="52" name="Picture"/>
                     <pic:cNvPicPr>
                       <a:picLocks noChangeArrowheads="1" noChangeAspect="1"/>
                     </pic:cNvPicPr>
@@ -6520,7 +6617,7 @@
               <a:graphicData uri="http://schemas.openxmlformats.org/drawingml/2006/picture">
                 <pic:pic>
                   <pic:nvPicPr>
-                    <pic:cNvPr descr="/tmp/tmpi1srrkay/emf/diagrams/workflow/integration-e2e.de.emf" id="57" name="Picture"/>
+                    <pic:cNvPr descr="/tmp/tmpd3afpfva/emf/diagrams/workflow/integration-e2e.de.emf" id="57" name="Picture"/>
                     <pic:cNvPicPr>
                       <a:picLocks noChangeArrowheads="1" noChangeAspect="1"/>
                     </pic:cNvPicPr>
@@ -6978,7 +7075,7 @@
               <a:graphicData uri="http://schemas.openxmlformats.org/drawingml/2006/picture">
                 <pic:pic>
                   <pic:nvPicPr>
-                    <pic:cNvPr descr="/tmp/tmpi1srrkay/emf/diagrams/workflow/codex-review.de.emf" id="61" name="Picture"/>
+                    <pic:cNvPr descr="/tmp/tmpd3afpfva/emf/diagrams/workflow/codex-review.de.emf" id="61" name="Picture"/>
                     <pic:cNvPicPr>
                       <a:picLocks noChangeArrowheads="1" noChangeAspect="1"/>
                     </pic:cNvPicPr>
@@ -7829,7 +7926,7 @@
               <a:graphicData uri="http://schemas.openxmlformats.org/drawingml/2006/picture">
                 <pic:pic>
                   <pic:nvPicPr>
-                    <pic:cNvPr descr="/tmp/tmpi1srrkay/emf/diagrams/workflow/ci.de.emf" id="66" name="Picture"/>
+                    <pic:cNvPr descr="/tmp/tmpd3afpfva/emf/diagrams/workflow/ci.de.emf" id="66" name="Picture"/>
                     <pic:cNvPicPr>
                       <a:picLocks noChangeArrowheads="1" noChangeAspect="1"/>
                     </pic:cNvPicPr>
@@ -7934,7 +8031,7 @@
         <w:t xml:space="preserve"> </w:t>
       </w:r>
       <w:r>
-        <w:t xml:space="preserve">enthalten (sonst eskaliert der Lauf hier — nach dem kompletten Build; ein Dry-Run fällt auf GitLab zurück).</w:t>
+        <w:t xml:space="preserve">enthalten (schon im Vorflug geprüft; hat sich Origin oder Config während des Laufs geändert, eskaliert er hier).</w:t>
       </w:r>
     </w:p>
     <w:p>
@@ -8490,7 +8587,7 @@
               <a:graphicData uri="http://schemas.openxmlformats.org/drawingml/2006/picture">
                 <pic:pic>
                   <pic:nvPicPr>
-                    <pic:cNvPr descr="/tmp/tmpi1srrkay/emf/diagrams/workflow/review-policy.de.emf" id="70" name="Picture"/>
+                    <pic:cNvPr descr="/tmp/tmpd3afpfva/emf/diagrams/workflow/review-policy.de.emf" id="70" name="Picture"/>
                     <pic:cNvPicPr>
                       <a:picLocks noChangeArrowheads="1" noChangeAspect="1"/>
                     </pic:cNvPicPr>
@@ -8875,7 +8972,7 @@
               <a:graphicData uri="http://schemas.openxmlformats.org/drawingml/2006/picture">
                 <pic:pic>
                   <pic:nvPicPr>
-                    <pic:cNvPr descr="/tmp/tmpi1srrkay/emf/diagrams/workflow/fix-dispatch.de.emf" id="75" name="Picture"/>
+                    <pic:cNvPr descr="/tmp/tmpd3afpfva/emf/diagrams/workflow/fix-dispatch.de.emf" id="75" name="Picture"/>
                     <pic:cNvPicPr>
                       <a:picLocks noChangeArrowheads="1" noChangeAspect="1"/>
                     </pic:cNvPicPr>

--- a/docs/export/ADW-WORKFLOW.de.docx
+++ b/docs/export/ADW-WORKFLOW.de.docx
@@ -1020,13 +1020,13 @@
               <w:jc w:val="left"/>
             </w:pPr>
             <w:r>
-              <w:t xml:space="preserve">Opus 4.8 (</w:t>
+              <w:t xml:space="preserve">Opus 5.5 (</w:t>
             </w:r>
             <w:r>
               <w:rPr>
                 <w:rStyle w:val="VerbatimChar"/>
               </w:rPr>
-              <w:t xml:space="preserve">claude-opus-4-8</w:t>
+              <w:t xml:space="preserve">claude-opus-5-5</w:t>
             </w:r>
             <w:r>
               <w:t xml:space="preserve">)</w:t>
@@ -1085,19 +1085,28 @@
               <w:rPr>
                 <w:rStyle w:val="VerbatimChar"/>
               </w:rPr>
-              <w:t xml:space="preserve">codex exec --sandbox read-only</w:t>
-            </w:r>
-          </w:p>
-        </w:tc>
-        <w:tc>
-          <w:tcPr/>
-          <w:p>
-            <w:pPr>
-              <w:pStyle w:val="Compact"/>
-              <w:jc w:val="left"/>
-            </w:pPr>
-            <w:r>
-              <w:t xml:space="preserve">Codex</w:t>
+              <w:t xml:space="preserve">codex exec -m gpt-6-astra --sandbox read-only</w:t>
+            </w:r>
+          </w:p>
+        </w:tc>
+        <w:tc>
+          <w:tcPr/>
+          <w:p>
+            <w:pPr>
+              <w:pStyle w:val="Compact"/>
+              <w:jc w:val="left"/>
+            </w:pPr>
+            <w:r>
+              <w:t xml:space="preserve">GPT-6-Astra (</w:t>
+            </w:r>
+            <w:r>
+              <w:rPr>
+                <w:rStyle w:val="VerbatimChar"/>
+              </w:rPr>
+              <w:t xml:space="preserve">gpt-6-astra</w:t>
+            </w:r>
+            <w:r>
+              <w:t xml:space="preserve">)</w:t>
             </w:r>
           </w:p>
         </w:tc>
@@ -1150,13 +1159,13 @@
               <w:jc w:val="left"/>
             </w:pPr>
             <w:r>
-              <w:t xml:space="preserve">Fable 5 (</w:t>
+              <w:t xml:space="preserve">Fable 5.1 (</w:t>
             </w:r>
             <w:r>
               <w:rPr>
                 <w:rStyle w:val="VerbatimChar"/>
               </w:rPr>
-              <w:t xml:space="preserve">claude-fable-5</w:t>
+              <w:t xml:space="preserve">claude-fable-5-1</w:t>
             </w:r>
             <w:r>
               <w:t xml:space="preserve">)</w:t>
@@ -1227,7 +1236,7 @@
               <w:jc w:val="left"/>
             </w:pPr>
             <w:r>
-              <w:t xml:space="preserve">Opus 4.8</w:t>
+              <w:t xml:space="preserve">Opus 5.5</w:t>
             </w:r>
           </w:p>
         </w:tc>
@@ -1295,7 +1304,7 @@
               <w:jc w:val="left"/>
             </w:pPr>
             <w:r>
-              <w:t xml:space="preserve">Fable 5</w:t>
+              <w:t xml:space="preserve">Fable 5.1</w:t>
             </w:r>
           </w:p>
         </w:tc>
@@ -1354,7 +1363,7 @@
               <w:jc w:val="left"/>
             </w:pPr>
             <w:r>
-              <w:t xml:space="preserve">Codex</w:t>
+              <w:t xml:space="preserve">GPT-6-Astra</w:t>
             </w:r>
           </w:p>
         </w:tc>
@@ -1407,7 +1416,7 @@
               <w:jc w:val="left"/>
             </w:pPr>
             <w:r>
-              <w:t xml:space="preserve">Opus 4.8</w:t>
+              <w:t xml:space="preserve">Opus 5.5</w:t>
             </w:r>
           </w:p>
         </w:tc>
@@ -1472,13 +1481,13 @@
               <w:jc w:val="left"/>
             </w:pPr>
             <w:r>
-              <w:t xml:space="preserve">Sonnet 5 (</w:t>
+              <w:t xml:space="preserve">Sonnet 5.5 (</w:t>
             </w:r>
             <w:r>
               <w:rPr>
                 <w:rStyle w:val="VerbatimChar"/>
               </w:rPr>
-              <w:t xml:space="preserve">claude-sonnet-5</w:t>
+              <w:t xml:space="preserve">claude-sonnet-5-5</w:t>
             </w:r>
             <w:r>
               <w:t xml:space="preserve">)</w:t>
@@ -1534,7 +1543,7 @@
               <w:jc w:val="left"/>
             </w:pPr>
             <w:r>
-              <w:t xml:space="preserve">Fable 5</w:t>
+              <w:t xml:space="preserve">Fable 5.1</w:t>
             </w:r>
           </w:p>
         </w:tc>
@@ -1587,7 +1596,7 @@
               <w:jc w:val="left"/>
             </w:pPr>
             <w:r>
-              <w:t xml:space="preserve">Sonnet 5</w:t>
+              <w:t xml:space="preserve">Sonnet 5.5</w:t>
             </w:r>
           </w:p>
         </w:tc>
@@ -1839,7 +1848,7 @@
               <a:graphicData uri="http://schemas.openxmlformats.org/drawingml/2006/picture">
                 <pic:pic>
                   <pic:nvPicPr>
-                    <pic:cNvPr descr="/tmp/tmpd3afpfva/emf/diagrams/workflow/run-overview.de.emf" id="28" name="Picture"/>
+                    <pic:cNvPr descr="/tmp/tmprjwl9ly9/emf/diagrams/workflow/run-overview.de.emf" id="28" name="Picture"/>
                     <pic:cNvPicPr>
                       <a:picLocks noChangeArrowheads="1" noChangeAspect="1"/>
                     </pic:cNvPicPr>
@@ -2014,7 +2023,7 @@
               <a:graphicData uri="http://schemas.openxmlformats.org/drawingml/2006/picture">
                 <pic:pic>
                   <pic:nvPicPr>
-                    <pic:cNvPr descr="/tmp/tmpd3afpfva/emf/diagrams/workflow/state-machine.de.emf" id="31" name="Picture"/>
+                    <pic:cNvPr descr="/tmp/tmprjwl9ly9/emf/diagrams/workflow/state-machine.de.emf" id="31" name="Picture"/>
                     <pic:cNvPicPr>
                       <a:picLocks noChangeArrowheads="1" noChangeAspect="1"/>
                     </pic:cNvPicPr>
@@ -3164,7 +3173,7 @@
               <w:t xml:space="preserve"> </w:t>
             </w:r>
             <w:r>
-              <w:t xml:space="preserve">(Opus 4.8) und Codex als parallele Autoren ·</w:t>
+              <w:t xml:space="preserve">(Opus 5.5) und Codex als parallele Autoren ·</w:t>
             </w:r>
             <w:r>
               <w:t xml:space="preserve"> </w:t>
@@ -3179,7 +3188,7 @@
               <w:t xml:space="preserve"> </w:t>
             </w:r>
             <w:r>
-              <w:t xml:space="preserve">(Fable 5) · Codex-Reviewer</w:t>
+              <w:t xml:space="preserve">(Fable 5.1) · Codex-Reviewer</w:t>
             </w:r>
           </w:p>
         </w:tc>
@@ -3558,7 +3567,7 @@
         <w:t xml:space="preserve"> </w:t>
       </w:r>
       <w:r>
-        <w:t xml:space="preserve">(Fable 5) liest Issue und beide Entwürfe, schreibt den</w:t>
+        <w:t xml:space="preserve">(Fable 5.1) liest Issue und beide Entwürfe, schreibt den</w:t>
       </w:r>
       <w:r>
         <w:t xml:space="preserve"> </w:t>
@@ -3666,7 +3675,7 @@
               <a:graphicData uri="http://schemas.openxmlformats.org/drawingml/2006/picture">
                 <pic:pic>
                   <pic:nvPicPr>
-                    <pic:cNvPr descr="/tmp/tmpd3afpfva/emf/diagrams/workflow/authoring-loop.de.emf" id="38" name="Picture"/>
+                    <pic:cNvPr descr="/tmp/tmprjwl9ly9/emf/diagrams/workflow/authoring-loop.de.emf" id="38" name="Picture"/>
                     <pic:cNvPicPr>
                       <a:picLocks noChangeArrowheads="1" noChangeAspect="1"/>
                     </pic:cNvPicPr>
@@ -4051,7 +4060,7 @@
               <w:t xml:space="preserve"> </w:t>
             </w:r>
             <w:r>
-              <w:t xml:space="preserve">(Opus 4.8) und Codex als parallele Autoren ·</w:t>
+              <w:t xml:space="preserve">(Opus 5.5) und Codex als parallele Autoren ·</w:t>
             </w:r>
             <w:r>
               <w:t xml:space="preserve"> </w:t>
@@ -4066,7 +4075,7 @@
               <w:t xml:space="preserve"> </w:t>
             </w:r>
             <w:r>
-              <w:t xml:space="preserve">(Fable 5) · Codex-Reviewer</w:t>
+              <w:t xml:space="preserve">(Fable 5.1) · Codex-Reviewer</w:t>
             </w:r>
           </w:p>
         </w:tc>
@@ -5374,7 +5383,7 @@
               <w:t xml:space="preserve"> </w:t>
             </w:r>
             <w:r>
-              <w:t xml:space="preserve">(Opus 4.8) je Lane · Gates (deterministisch) · Orchestrator (git, Commits)</w:t>
+              <w:t xml:space="preserve">(Opus 5.5) je Lane · Gates (deterministisch) · Orchestrator (git, Commits)</w:t>
             </w:r>
           </w:p>
         </w:tc>
@@ -5932,7 +5941,7 @@
               <a:graphicData uri="http://schemas.openxmlformats.org/drawingml/2006/picture">
                 <pic:pic>
                   <pic:nvPicPr>
-                    <pic:cNvPr descr="/tmp/tmpd3afpfva/emf/diagrams/workflow/tdd-red.de.emf" id="48" name="Picture"/>
+                    <pic:cNvPr descr="/tmp/tmprjwl9ly9/emf/diagrams/workflow/tdd-red.de.emf" id="48" name="Picture"/>
                     <pic:cNvPicPr>
                       <a:picLocks noChangeArrowheads="1" noChangeAspect="1"/>
                     </pic:cNvPicPr>
@@ -6041,7 +6050,7 @@
               <a:graphicData uri="http://schemas.openxmlformats.org/drawingml/2006/picture">
                 <pic:pic>
                   <pic:nvPicPr>
-                    <pic:cNvPr descr="/tmp/tmpd3afpfva/emf/diagrams/workflow/gate-loop.de.emf" id="52" name="Picture"/>
+                    <pic:cNvPr descr="/tmp/tmprjwl9ly9/emf/diagrams/workflow/gate-loop.de.emf" id="52" name="Picture"/>
                     <pic:cNvPicPr>
                       <a:picLocks noChangeArrowheads="1" noChangeAspect="1"/>
                     </pic:cNvPicPr>
@@ -6515,7 +6524,7 @@
               <w:t xml:space="preserve"> </w:t>
             </w:r>
             <w:r>
-              <w:t xml:space="preserve">(Sonnet 5)</w:t>
+              <w:t xml:space="preserve">(Sonnet 5.5)</w:t>
             </w:r>
           </w:p>
         </w:tc>
@@ -6617,7 +6626,7 @@
               <a:graphicData uri="http://schemas.openxmlformats.org/drawingml/2006/picture">
                 <pic:pic>
                   <pic:nvPicPr>
-                    <pic:cNvPr descr="/tmp/tmpd3afpfva/emf/diagrams/workflow/integration-e2e.de.emf" id="57" name="Picture"/>
+                    <pic:cNvPr descr="/tmp/tmprjwl9ly9/emf/diagrams/workflow/integration-e2e.de.emf" id="57" name="Picture"/>
                     <pic:cNvPicPr>
                       <a:picLocks noChangeArrowheads="1" noChangeAspect="1"/>
                     </pic:cNvPicPr>
@@ -7075,7 +7084,7 @@
               <a:graphicData uri="http://schemas.openxmlformats.org/drawingml/2006/picture">
                 <pic:pic>
                   <pic:nvPicPr>
-                    <pic:cNvPr descr="/tmp/tmpd3afpfva/emf/diagrams/workflow/codex-review.de.emf" id="61" name="Picture"/>
+                    <pic:cNvPr descr="/tmp/tmprjwl9ly9/emf/diagrams/workflow/codex-review.de.emf" id="61" name="Picture"/>
                     <pic:cNvPicPr>
                       <a:picLocks noChangeArrowheads="1" noChangeAspect="1"/>
                     </pic:cNvPicPr>
@@ -7358,7 +7367,7 @@
               <w:t xml:space="preserve"> </w:t>
             </w:r>
             <w:r>
-              <w:t xml:space="preserve">(Fable 5, read-only) ·</w:t>
+              <w:t xml:space="preserve">(Fable 5.1, read-only) ·</w:t>
             </w:r>
             <w:r>
               <w:t xml:space="preserve"> </w:t>
@@ -7869,7 +7878,7 @@
               <w:t xml:space="preserve"> </w:t>
             </w:r>
             <w:r>
-              <w:t xml:space="preserve">(Sonnet 5)</w:t>
+              <w:t xml:space="preserve">(Sonnet 5.5)</w:t>
             </w:r>
           </w:p>
         </w:tc>
@@ -7926,7 +7935,7 @@
               <a:graphicData uri="http://schemas.openxmlformats.org/drawingml/2006/picture">
                 <pic:pic>
                   <pic:nvPicPr>
-                    <pic:cNvPr descr="/tmp/tmpd3afpfva/emf/diagrams/workflow/ci.de.emf" id="66" name="Picture"/>
+                    <pic:cNvPr descr="/tmp/tmprjwl9ly9/emf/diagrams/workflow/ci.de.emf" id="66" name="Picture"/>
                     <pic:cNvPicPr>
                       <a:picLocks noChangeArrowheads="1" noChangeAspect="1"/>
                     </pic:cNvPicPr>
@@ -8587,7 +8596,7 @@
               <a:graphicData uri="http://schemas.openxmlformats.org/drawingml/2006/picture">
                 <pic:pic>
                   <pic:nvPicPr>
-                    <pic:cNvPr descr="/tmp/tmpd3afpfva/emf/diagrams/workflow/review-policy.de.emf" id="70" name="Picture"/>
+                    <pic:cNvPr descr="/tmp/tmprjwl9ly9/emf/diagrams/workflow/review-policy.de.emf" id="70" name="Picture"/>
                     <pic:cNvPicPr>
                       <a:picLocks noChangeArrowheads="1" noChangeAspect="1"/>
                     </pic:cNvPicPr>
@@ -8972,7 +8981,7 @@
               <a:graphicData uri="http://schemas.openxmlformats.org/drawingml/2006/picture">
                 <pic:pic>
                   <pic:nvPicPr>
-                    <pic:cNvPr descr="/tmp/tmpd3afpfva/emf/diagrams/workflow/fix-dispatch.de.emf" id="75" name="Picture"/>
+                    <pic:cNvPr descr="/tmp/tmprjwl9ly9/emf/diagrams/workflow/fix-dispatch.de.emf" id="75" name="Picture"/>
                     <pic:cNvPicPr>
                       <a:picLocks noChangeArrowheads="1" noChangeAspect="1"/>
                     </pic:cNvPicPr>

--- a/docs/export/ADW-WORKFLOW.de.docx
+++ b/docs/export/ADW-WORKFLOW.de.docx
@@ -1848,7 +1848,7 @@
               <a:graphicData uri="http://schemas.openxmlformats.org/drawingml/2006/picture">
                 <pic:pic>
                   <pic:nvPicPr>
-                    <pic:cNvPr descr="/tmp/tmprjwl9ly9/emf/diagrams/workflow/run-overview.de.emf" id="28" name="Picture"/>
+                    <pic:cNvPr descr="/tmp/tmpl0mo_s_5/emf/diagrams/workflow/run-overview.de.emf" id="28" name="Picture"/>
                     <pic:cNvPicPr>
                       <a:picLocks noChangeArrowheads="1" noChangeAspect="1"/>
                     </pic:cNvPicPr>
@@ -2023,7 +2023,7 @@
               <a:graphicData uri="http://schemas.openxmlformats.org/drawingml/2006/picture">
                 <pic:pic>
                   <pic:nvPicPr>
-                    <pic:cNvPr descr="/tmp/tmprjwl9ly9/emf/diagrams/workflow/state-machine.de.emf" id="31" name="Picture"/>
+                    <pic:cNvPr descr="/tmp/tmpl0mo_s_5/emf/diagrams/workflow/state-machine.de.emf" id="31" name="Picture"/>
                     <pic:cNvPicPr>
                       <a:picLocks noChangeArrowheads="1" noChangeAspect="1"/>
                     </pic:cNvPicPr>
@@ -2594,6 +2594,91 @@
       <w:r>
         <w:t xml:space="preserve">); ein Dry-Run fällt auf GitLab zurück.</w:t>
       </w:r>
+      <w:r>
+        <w:t xml:space="preserve"> </w:t>
+      </w:r>
+      <w:r>
+        <w:t xml:space="preserve">Danach fragt der</w:t>
+      </w:r>
+      <w:r>
+        <w:t xml:space="preserve"> </w:t>
+      </w:r>
+      <w:r>
+        <w:rPr>
+          <w:b/>
+          <w:bCs/>
+        </w:rPr>
+        <w:t xml:space="preserve">Modell-Check</w:t>
+      </w:r>
+      <w:r>
+        <w:t xml:space="preserve"> </w:t>
+      </w:r>
+      <w:r>
+        <w:t xml:space="preserve">(nur echte Läufe), ob es neuere Modelle gibt</w:t>
+      </w:r>
+      <w:r>
+        <w:t xml:space="preserve"> </w:t>
+      </w:r>
+      <w:r>
+        <w:t xml:space="preserve">als die in ADW gepinnten: Die CLI-Aliase</w:t>
+      </w:r>
+      <w:r>
+        <w:t xml:space="preserve"> </w:t>
+      </w:r>
+      <w:r>
+        <w:rPr>
+          <w:rStyle w:val="VerbatimChar"/>
+        </w:rPr>
+        <w:t xml:space="preserve">opus</w:t>
+      </w:r>
+      <w:r>
+        <w:t xml:space="preserve">/</w:t>
+      </w:r>
+      <w:r>
+        <w:rPr>
+          <w:rStyle w:val="VerbatimChar"/>
+        </w:rPr>
+        <w:t xml:space="preserve">fable</w:t>
+      </w:r>
+      <w:r>
+        <w:t xml:space="preserve">/</w:t>
+      </w:r>
+      <w:r>
+        <w:rPr>
+          <w:rStyle w:val="VerbatimChar"/>
+        </w:rPr>
+        <w:t xml:space="preserve">sonnet</w:t>
+      </w:r>
+      <w:r>
+        <w:t xml:space="preserve"> </w:t>
+      </w:r>
+      <w:r>
+        <w:t xml:space="preserve">zeigen auf die</w:t>
+      </w:r>
+      <w:r>
+        <w:t xml:space="preserve"> </w:t>
+      </w:r>
+      <w:r>
+        <w:t xml:space="preserve">neuesten Claude-Modelle, der Katalog der codex-CLI nennt das neueste GPT-Modell</w:t>
+      </w:r>
+      <w:r>
+        <w:t xml:space="preserve"> </w:t>
+      </w:r>
+      <w:r>
+        <w:t xml:space="preserve">der gepinnten Stufe. Ist eines neuer, wird das Kommando abgelehnt — erst ADW</w:t>
+      </w:r>
+      <w:r>
+        <w:t xml:space="preserve"> </w:t>
+      </w:r>
+      <w:r>
+        <w:t xml:space="preserve">aktualisieren. Das Ergebnis wird 24 h gecacht; ein Check, der nicht laufen kann</w:t>
+      </w:r>
+      <w:r>
+        <w:t xml:space="preserve"> </w:t>
+      </w:r>
+      <w:r>
+        <w:t xml:space="preserve">(offline, Plan-Limit), warnt nur.</w:t>
+      </w:r>
     </w:p>
     <w:p>
       <w:pPr>
@@ -3675,7 +3760,7 @@
               <a:graphicData uri="http://schemas.openxmlformats.org/drawingml/2006/picture">
                 <pic:pic>
                   <pic:nvPicPr>
-                    <pic:cNvPr descr="/tmp/tmprjwl9ly9/emf/diagrams/workflow/authoring-loop.de.emf" id="38" name="Picture"/>
+                    <pic:cNvPr descr="/tmp/tmpl0mo_s_5/emf/diagrams/workflow/authoring-loop.de.emf" id="38" name="Picture"/>
                     <pic:cNvPicPr>
                       <a:picLocks noChangeArrowheads="1" noChangeAspect="1"/>
                     </pic:cNvPicPr>
@@ -5941,7 +6026,7 @@
               <a:graphicData uri="http://schemas.openxmlformats.org/drawingml/2006/picture">
                 <pic:pic>
                   <pic:nvPicPr>
-                    <pic:cNvPr descr="/tmp/tmprjwl9ly9/emf/diagrams/workflow/tdd-red.de.emf" id="48" name="Picture"/>
+                    <pic:cNvPr descr="/tmp/tmpl0mo_s_5/emf/diagrams/workflow/tdd-red.de.emf" id="48" name="Picture"/>
                     <pic:cNvPicPr>
                       <a:picLocks noChangeArrowheads="1" noChangeAspect="1"/>
                     </pic:cNvPicPr>
@@ -6050,7 +6135,7 @@
               <a:graphicData uri="http://schemas.openxmlformats.org/drawingml/2006/picture">
                 <pic:pic>
                   <pic:nvPicPr>
-                    <pic:cNvPr descr="/tmp/tmprjwl9ly9/emf/diagrams/workflow/gate-loop.de.emf" id="52" name="Picture"/>
+                    <pic:cNvPr descr="/tmp/tmpl0mo_s_5/emf/diagrams/workflow/gate-loop.de.emf" id="52" name="Picture"/>
                     <pic:cNvPicPr>
                       <a:picLocks noChangeArrowheads="1" noChangeAspect="1"/>
                     </pic:cNvPicPr>
@@ -6626,7 +6711,7 @@
               <a:graphicData uri="http://schemas.openxmlformats.org/drawingml/2006/picture">
                 <pic:pic>
                   <pic:nvPicPr>
-                    <pic:cNvPr descr="/tmp/tmprjwl9ly9/emf/diagrams/workflow/integration-e2e.de.emf" id="57" name="Picture"/>
+                    <pic:cNvPr descr="/tmp/tmpl0mo_s_5/emf/diagrams/workflow/integration-e2e.de.emf" id="57" name="Picture"/>
                     <pic:cNvPicPr>
                       <a:picLocks noChangeArrowheads="1" noChangeAspect="1"/>
                     </pic:cNvPicPr>
@@ -7084,7 +7169,7 @@
               <a:graphicData uri="http://schemas.openxmlformats.org/drawingml/2006/picture">
                 <pic:pic>
                   <pic:nvPicPr>
-                    <pic:cNvPr descr="/tmp/tmprjwl9ly9/emf/diagrams/workflow/codex-review.de.emf" id="61" name="Picture"/>
+                    <pic:cNvPr descr="/tmp/tmpl0mo_s_5/emf/diagrams/workflow/codex-review.de.emf" id="61" name="Picture"/>
                     <pic:cNvPicPr>
                       <a:picLocks noChangeArrowheads="1" noChangeAspect="1"/>
                     </pic:cNvPicPr>
@@ -7935,7 +8020,7 @@
               <a:graphicData uri="http://schemas.openxmlformats.org/drawingml/2006/picture">
                 <pic:pic>
                   <pic:nvPicPr>
-                    <pic:cNvPr descr="/tmp/tmprjwl9ly9/emf/diagrams/workflow/ci.de.emf" id="66" name="Picture"/>
+                    <pic:cNvPr descr="/tmp/tmpl0mo_s_5/emf/diagrams/workflow/ci.de.emf" id="66" name="Picture"/>
                     <pic:cNvPicPr>
                       <a:picLocks noChangeArrowheads="1" noChangeAspect="1"/>
                     </pic:cNvPicPr>
@@ -8596,7 +8681,7 @@
               <a:graphicData uri="http://schemas.openxmlformats.org/drawingml/2006/picture">
                 <pic:pic>
                   <pic:nvPicPr>
-                    <pic:cNvPr descr="/tmp/tmprjwl9ly9/emf/diagrams/workflow/review-policy.de.emf" id="70" name="Picture"/>
+                    <pic:cNvPr descr="/tmp/tmpl0mo_s_5/emf/diagrams/workflow/review-policy.de.emf" id="70" name="Picture"/>
                     <pic:cNvPicPr>
                       <a:picLocks noChangeArrowheads="1" noChangeAspect="1"/>
                     </pic:cNvPicPr>
@@ -8981,7 +9066,7 @@
               <a:graphicData uri="http://schemas.openxmlformats.org/drawingml/2006/picture">
                 <pic:pic>
                   <pic:nvPicPr>
-                    <pic:cNvPr descr="/tmp/tmprjwl9ly9/emf/diagrams/workflow/fix-dispatch.de.emf" id="75" name="Picture"/>
+                    <pic:cNvPr descr="/tmp/tmpl0mo_s_5/emf/diagrams/workflow/fix-dispatch.de.emf" id="75" name="Picture"/>
                     <pic:cNvPicPr>
                       <a:picLocks noChangeArrowheads="1" noChangeAspect="1"/>
                     </pic:cNvPicPr>

--- a/docs/export/ADW-WORKFLOW.de.docx
+++ b/docs/export/ADW-WORKFLOW.de.docx
@@ -1848,7 +1848,7 @@
               <a:graphicData uri="http://schemas.openxmlformats.org/drawingml/2006/picture">
                 <pic:pic>
                   <pic:nvPicPr>
-                    <pic:cNvPr descr="/tmp/tmpl0mo_s_5/emf/diagrams/workflow/run-overview.de.emf" id="28" name="Picture"/>
+                    <pic:cNvPr descr="/tmp/tmp0334j8nq/emf/diagrams/workflow/run-overview.de.emf" id="28" name="Picture"/>
                     <pic:cNvPicPr>
                       <a:picLocks noChangeArrowheads="1" noChangeAspect="1"/>
                     </pic:cNvPicPr>
@@ -2023,7 +2023,7 @@
               <a:graphicData uri="http://schemas.openxmlformats.org/drawingml/2006/picture">
                 <pic:pic>
                   <pic:nvPicPr>
-                    <pic:cNvPr descr="/tmp/tmpl0mo_s_5/emf/diagrams/workflow/state-machine.de.emf" id="31" name="Picture"/>
+                    <pic:cNvPr descr="/tmp/tmp0334j8nq/emf/diagrams/workflow/state-machine.de.emf" id="31" name="Picture"/>
                     <pic:cNvPicPr>
                       <a:picLocks noChangeArrowheads="1" noChangeAspect="1"/>
                     </pic:cNvPicPr>
@@ -2598,7 +2598,13 @@
         <w:t xml:space="preserve"> </w:t>
       </w:r>
       <w:r>
-        <w:t xml:space="preserve">Danach fragt der</w:t>
+        <w:t xml:space="preserve">Nach dem Arbeitsbaum-Vorflug (Schritt 4) — ein abgelehnter Checkout kostet so</w:t>
+      </w:r>
+      <w:r>
+        <w:t xml:space="preserve"> </w:t>
+      </w:r>
+      <w:r>
+        <w:t xml:space="preserve">keine Probe-Tokens — fragt der</w:t>
       </w:r>
       <w:r>
         <w:t xml:space="preserve"> </w:t>
@@ -3760,7 +3766,7 @@
               <a:graphicData uri="http://schemas.openxmlformats.org/drawingml/2006/picture">
                 <pic:pic>
                   <pic:nvPicPr>
-                    <pic:cNvPr descr="/tmp/tmpl0mo_s_5/emf/diagrams/workflow/authoring-loop.de.emf" id="38" name="Picture"/>
+                    <pic:cNvPr descr="/tmp/tmp0334j8nq/emf/diagrams/workflow/authoring-loop.de.emf" id="38" name="Picture"/>
                     <pic:cNvPicPr>
                       <a:picLocks noChangeArrowheads="1" noChangeAspect="1"/>
                     </pic:cNvPicPr>
@@ -6026,7 +6032,7 @@
               <a:graphicData uri="http://schemas.openxmlformats.org/drawingml/2006/picture">
                 <pic:pic>
                   <pic:nvPicPr>
-                    <pic:cNvPr descr="/tmp/tmpl0mo_s_5/emf/diagrams/workflow/tdd-red.de.emf" id="48" name="Picture"/>
+                    <pic:cNvPr descr="/tmp/tmp0334j8nq/emf/diagrams/workflow/tdd-red.de.emf" id="48" name="Picture"/>
                     <pic:cNvPicPr>
                       <a:picLocks noChangeArrowheads="1" noChangeAspect="1"/>
                     </pic:cNvPicPr>
@@ -6135,7 +6141,7 @@
               <a:graphicData uri="http://schemas.openxmlformats.org/drawingml/2006/picture">
                 <pic:pic>
                   <pic:nvPicPr>
-                    <pic:cNvPr descr="/tmp/tmpl0mo_s_5/emf/diagrams/workflow/gate-loop.de.emf" id="52" name="Picture"/>
+                    <pic:cNvPr descr="/tmp/tmp0334j8nq/emf/diagrams/workflow/gate-loop.de.emf" id="52" name="Picture"/>
                     <pic:cNvPicPr>
                       <a:picLocks noChangeArrowheads="1" noChangeAspect="1"/>
                     </pic:cNvPicPr>
@@ -6711,7 +6717,7 @@
               <a:graphicData uri="http://schemas.openxmlformats.org/drawingml/2006/picture">
                 <pic:pic>
                   <pic:nvPicPr>
-                    <pic:cNvPr descr="/tmp/tmpl0mo_s_5/emf/diagrams/workflow/integration-e2e.de.emf" id="57" name="Picture"/>
+                    <pic:cNvPr descr="/tmp/tmp0334j8nq/emf/diagrams/workflow/integration-e2e.de.emf" id="57" name="Picture"/>
                     <pic:cNvPicPr>
                       <a:picLocks noChangeArrowheads="1" noChangeAspect="1"/>
                     </pic:cNvPicPr>
@@ -7169,7 +7175,7 @@
               <a:graphicData uri="http://schemas.openxmlformats.org/drawingml/2006/picture">
                 <pic:pic>
                   <pic:nvPicPr>
-                    <pic:cNvPr descr="/tmp/tmpl0mo_s_5/emf/diagrams/workflow/codex-review.de.emf" id="61" name="Picture"/>
+                    <pic:cNvPr descr="/tmp/tmp0334j8nq/emf/diagrams/workflow/codex-review.de.emf" id="61" name="Picture"/>
                     <pic:cNvPicPr>
                       <a:picLocks noChangeArrowheads="1" noChangeAspect="1"/>
                     </pic:cNvPicPr>
@@ -8020,7 +8026,7 @@
               <a:graphicData uri="http://schemas.openxmlformats.org/drawingml/2006/picture">
                 <pic:pic>
                   <pic:nvPicPr>
-                    <pic:cNvPr descr="/tmp/tmpl0mo_s_5/emf/diagrams/workflow/ci.de.emf" id="66" name="Picture"/>
+                    <pic:cNvPr descr="/tmp/tmp0334j8nq/emf/diagrams/workflow/ci.de.emf" id="66" name="Picture"/>
                     <pic:cNvPicPr>
                       <a:picLocks noChangeArrowheads="1" noChangeAspect="1"/>
                     </pic:cNvPicPr>
@@ -8681,7 +8687,7 @@
               <a:graphicData uri="http://schemas.openxmlformats.org/drawingml/2006/picture">
                 <pic:pic>
                   <pic:nvPicPr>
-                    <pic:cNvPr descr="/tmp/tmpl0mo_s_5/emf/diagrams/workflow/review-policy.de.emf" id="70" name="Picture"/>
+                    <pic:cNvPr descr="/tmp/tmp0334j8nq/emf/diagrams/workflow/review-policy.de.emf" id="70" name="Picture"/>
                     <pic:cNvPicPr>
                       <a:picLocks noChangeArrowheads="1" noChangeAspect="1"/>
                     </pic:cNvPicPr>
@@ -9066,7 +9072,7 @@
               <a:graphicData uri="http://schemas.openxmlformats.org/drawingml/2006/picture">
                 <pic:pic>
                   <pic:nvPicPr>
-                    <pic:cNvPr descr="/tmp/tmpl0mo_s_5/emf/diagrams/workflow/fix-dispatch.de.emf" id="75" name="Picture"/>
+                    <pic:cNvPr descr="/tmp/tmp0334j8nq/emf/diagrams/workflow/fix-dispatch.de.emf" id="75" name="Picture"/>
                     <pic:cNvPicPr>
                       <a:picLocks noChangeArrowheads="1" noChangeAspect="1"/>
                     </pic:cNvPicPr>

--- a/docs/export/ADW-WORKFLOW.de.docx
+++ b/docs/export/ADW-WORKFLOW.de.docx
@@ -1848,7 +1848,7 @@
               <a:graphicData uri="http://schemas.openxmlformats.org/drawingml/2006/picture">
                 <pic:pic>
                   <pic:nvPicPr>
-                    <pic:cNvPr descr="/tmp/tmp0334j8nq/emf/diagrams/workflow/run-overview.de.emf" id="28" name="Picture"/>
+                    <pic:cNvPr descr="/tmp/tmp4gy_zrvq/emf/diagrams/workflow/run-overview.de.emf" id="28" name="Picture"/>
                     <pic:cNvPicPr>
                       <a:picLocks noChangeArrowheads="1" noChangeAspect="1"/>
                     </pic:cNvPicPr>
@@ -2023,7 +2023,7 @@
               <a:graphicData uri="http://schemas.openxmlformats.org/drawingml/2006/picture">
                 <pic:pic>
                   <pic:nvPicPr>
-                    <pic:cNvPr descr="/tmp/tmp0334j8nq/emf/diagrams/workflow/state-machine.de.emf" id="31" name="Picture"/>
+                    <pic:cNvPr descr="/tmp/tmp4gy_zrvq/emf/diagrams/workflow/state-machine.de.emf" id="31" name="Picture"/>
                     <pic:cNvPicPr>
                       <a:picLocks noChangeArrowheads="1" noChangeAspect="1"/>
                     </pic:cNvPicPr>
@@ -3766,7 +3766,7 @@
               <a:graphicData uri="http://schemas.openxmlformats.org/drawingml/2006/picture">
                 <pic:pic>
                   <pic:nvPicPr>
-                    <pic:cNvPr descr="/tmp/tmp0334j8nq/emf/diagrams/workflow/authoring-loop.de.emf" id="38" name="Picture"/>
+                    <pic:cNvPr descr="/tmp/tmp4gy_zrvq/emf/diagrams/workflow/authoring-loop.de.emf" id="38" name="Picture"/>
                     <pic:cNvPicPr>
                       <a:picLocks noChangeArrowheads="1" noChangeAspect="1"/>
                     </pic:cNvPicPr>
@@ -6032,7 +6032,7 @@
               <a:graphicData uri="http://schemas.openxmlformats.org/drawingml/2006/picture">
                 <pic:pic>
                   <pic:nvPicPr>
-                    <pic:cNvPr descr="/tmp/tmp0334j8nq/emf/diagrams/workflow/tdd-red.de.emf" id="48" name="Picture"/>
+                    <pic:cNvPr descr="/tmp/tmp4gy_zrvq/emf/diagrams/workflow/tdd-red.de.emf" id="48" name="Picture"/>
                     <pic:cNvPicPr>
                       <a:picLocks noChangeArrowheads="1" noChangeAspect="1"/>
                     </pic:cNvPicPr>
@@ -6141,7 +6141,7 @@
               <a:graphicData uri="http://schemas.openxmlformats.org/drawingml/2006/picture">
                 <pic:pic>
                   <pic:nvPicPr>
-                    <pic:cNvPr descr="/tmp/tmp0334j8nq/emf/diagrams/workflow/gate-loop.de.emf" id="52" name="Picture"/>
+                    <pic:cNvPr descr="/tmp/tmp4gy_zrvq/emf/diagrams/workflow/gate-loop.de.emf" id="52" name="Picture"/>
                     <pic:cNvPicPr>
                       <a:picLocks noChangeArrowheads="1" noChangeAspect="1"/>
                     </pic:cNvPicPr>
@@ -6717,7 +6717,7 @@
               <a:graphicData uri="http://schemas.openxmlformats.org/drawingml/2006/picture">
                 <pic:pic>
                   <pic:nvPicPr>
-                    <pic:cNvPr descr="/tmp/tmp0334j8nq/emf/diagrams/workflow/integration-e2e.de.emf" id="57" name="Picture"/>
+                    <pic:cNvPr descr="/tmp/tmp4gy_zrvq/emf/diagrams/workflow/integration-e2e.de.emf" id="57" name="Picture"/>
                     <pic:cNvPicPr>
                       <a:picLocks noChangeArrowheads="1" noChangeAspect="1"/>
                     </pic:cNvPicPr>
@@ -7175,7 +7175,7 @@
               <a:graphicData uri="http://schemas.openxmlformats.org/drawingml/2006/picture">
                 <pic:pic>
                   <pic:nvPicPr>
-                    <pic:cNvPr descr="/tmp/tmp0334j8nq/emf/diagrams/workflow/codex-review.de.emf" id="61" name="Picture"/>
+                    <pic:cNvPr descr="/tmp/tmp4gy_zrvq/emf/diagrams/workflow/codex-review.de.emf" id="61" name="Picture"/>
                     <pic:cNvPicPr>
                       <a:picLocks noChangeArrowheads="1" noChangeAspect="1"/>
                     </pic:cNvPicPr>
@@ -8026,7 +8026,7 @@
               <a:graphicData uri="http://schemas.openxmlformats.org/drawingml/2006/picture">
                 <pic:pic>
                   <pic:nvPicPr>
-                    <pic:cNvPr descr="/tmp/tmp0334j8nq/emf/diagrams/workflow/ci.de.emf" id="66" name="Picture"/>
+                    <pic:cNvPr descr="/tmp/tmp4gy_zrvq/emf/diagrams/workflow/ci.de.emf" id="66" name="Picture"/>
                     <pic:cNvPicPr>
                       <a:picLocks noChangeArrowheads="1" noChangeAspect="1"/>
                     </pic:cNvPicPr>
@@ -8687,7 +8687,7 @@
               <a:graphicData uri="http://schemas.openxmlformats.org/drawingml/2006/picture">
                 <pic:pic>
                   <pic:nvPicPr>
-                    <pic:cNvPr descr="/tmp/tmp0334j8nq/emf/diagrams/workflow/review-policy.de.emf" id="70" name="Picture"/>
+                    <pic:cNvPr descr="/tmp/tmp4gy_zrvq/emf/diagrams/workflow/review-policy.de.emf" id="70" name="Picture"/>
                     <pic:cNvPicPr>
                       <a:picLocks noChangeArrowheads="1" noChangeAspect="1"/>
                     </pic:cNvPicPr>
@@ -9072,7 +9072,7 @@
               <a:graphicData uri="http://schemas.openxmlformats.org/drawingml/2006/picture">
                 <pic:pic>
                   <pic:nvPicPr>
-                    <pic:cNvPr descr="/tmp/tmp0334j8nq/emf/diagrams/workflow/fix-dispatch.de.emf" id="75" name="Picture"/>
+                    <pic:cNvPr descr="/tmp/tmp4gy_zrvq/emf/diagrams/workflow/fix-dispatch.de.emf" id="75" name="Picture"/>
                     <pic:cNvPicPr>
                       <a:picLocks noChangeArrowheads="1" noChangeAspect="1"/>
                     </pic:cNvPicPr>

--- a/docs/export/ADW-WORKFLOW.de.docx
+++ b/docs/export/ADW-WORKFLOW.de.docx
@@ -1848,7 +1848,7 @@
               <a:graphicData uri="http://schemas.openxmlformats.org/drawingml/2006/picture">
                 <pic:pic>
                   <pic:nvPicPr>
-                    <pic:cNvPr descr="/tmp/tmp4gy_zrvq/emf/diagrams/workflow/run-overview.de.emf" id="28" name="Picture"/>
+                    <pic:cNvPr descr="/tmp/tmpkl3lbqdr/emf/diagrams/workflow/run-overview.de.emf" id="28" name="Picture"/>
                     <pic:cNvPicPr>
                       <a:picLocks noChangeArrowheads="1" noChangeAspect="1"/>
                     </pic:cNvPicPr>
@@ -2023,7 +2023,7 @@
               <a:graphicData uri="http://schemas.openxmlformats.org/drawingml/2006/picture">
                 <pic:pic>
                   <pic:nvPicPr>
-                    <pic:cNvPr descr="/tmp/tmp4gy_zrvq/emf/diagrams/workflow/state-machine.de.emf" id="31" name="Picture"/>
+                    <pic:cNvPr descr="/tmp/tmpkl3lbqdr/emf/diagrams/workflow/state-machine.de.emf" id="31" name="Picture"/>
                     <pic:cNvPicPr>
                       <a:picLocks noChangeArrowheads="1" noChangeAspect="1"/>
                     </pic:cNvPicPr>
@@ -3766,7 +3766,7 @@
               <a:graphicData uri="http://schemas.openxmlformats.org/drawingml/2006/picture">
                 <pic:pic>
                   <pic:nvPicPr>
-                    <pic:cNvPr descr="/tmp/tmp4gy_zrvq/emf/diagrams/workflow/authoring-loop.de.emf" id="38" name="Picture"/>
+                    <pic:cNvPr descr="/tmp/tmpkl3lbqdr/emf/diagrams/workflow/authoring-loop.de.emf" id="38" name="Picture"/>
                     <pic:cNvPicPr>
                       <a:picLocks noChangeArrowheads="1" noChangeAspect="1"/>
                     </pic:cNvPicPr>
@@ -6032,7 +6032,7 @@
               <a:graphicData uri="http://schemas.openxmlformats.org/drawingml/2006/picture">
                 <pic:pic>
                   <pic:nvPicPr>
-                    <pic:cNvPr descr="/tmp/tmp4gy_zrvq/emf/diagrams/workflow/tdd-red.de.emf" id="48" name="Picture"/>
+                    <pic:cNvPr descr="/tmp/tmpkl3lbqdr/emf/diagrams/workflow/tdd-red.de.emf" id="48" name="Picture"/>
                     <pic:cNvPicPr>
                       <a:picLocks noChangeArrowheads="1" noChangeAspect="1"/>
                     </pic:cNvPicPr>
@@ -6141,7 +6141,7 @@
               <a:graphicData uri="http://schemas.openxmlformats.org/drawingml/2006/picture">
                 <pic:pic>
                   <pic:nvPicPr>
-                    <pic:cNvPr descr="/tmp/tmp4gy_zrvq/emf/diagrams/workflow/gate-loop.de.emf" id="52" name="Picture"/>
+                    <pic:cNvPr descr="/tmp/tmpkl3lbqdr/emf/diagrams/workflow/gate-loop.de.emf" id="52" name="Picture"/>
                     <pic:cNvPicPr>
                       <a:picLocks noChangeArrowheads="1" noChangeAspect="1"/>
                     </pic:cNvPicPr>
@@ -6717,7 +6717,7 @@
               <a:graphicData uri="http://schemas.openxmlformats.org/drawingml/2006/picture">
                 <pic:pic>
                   <pic:nvPicPr>
-                    <pic:cNvPr descr="/tmp/tmp4gy_zrvq/emf/diagrams/workflow/integration-e2e.de.emf" id="57" name="Picture"/>
+                    <pic:cNvPr descr="/tmp/tmpkl3lbqdr/emf/diagrams/workflow/integration-e2e.de.emf" id="57" name="Picture"/>
                     <pic:cNvPicPr>
                       <a:picLocks noChangeArrowheads="1" noChangeAspect="1"/>
                     </pic:cNvPicPr>
@@ -7175,7 +7175,7 @@
               <a:graphicData uri="http://schemas.openxmlformats.org/drawingml/2006/picture">
                 <pic:pic>
                   <pic:nvPicPr>
-                    <pic:cNvPr descr="/tmp/tmp4gy_zrvq/emf/diagrams/workflow/codex-review.de.emf" id="61" name="Picture"/>
+                    <pic:cNvPr descr="/tmp/tmpkl3lbqdr/emf/diagrams/workflow/codex-review.de.emf" id="61" name="Picture"/>
                     <pic:cNvPicPr>
                       <a:picLocks noChangeArrowheads="1" noChangeAspect="1"/>
                     </pic:cNvPicPr>
@@ -8026,7 +8026,7 @@
               <a:graphicData uri="http://schemas.openxmlformats.org/drawingml/2006/picture">
                 <pic:pic>
                   <pic:nvPicPr>
-                    <pic:cNvPr descr="/tmp/tmp4gy_zrvq/emf/diagrams/workflow/ci.de.emf" id="66" name="Picture"/>
+                    <pic:cNvPr descr="/tmp/tmpkl3lbqdr/emf/diagrams/workflow/ci.de.emf" id="66" name="Picture"/>
                     <pic:cNvPicPr>
                       <a:picLocks noChangeArrowheads="1" noChangeAspect="1"/>
                     </pic:cNvPicPr>
@@ -8687,7 +8687,7 @@
               <a:graphicData uri="http://schemas.openxmlformats.org/drawingml/2006/picture">
                 <pic:pic>
                   <pic:nvPicPr>
-                    <pic:cNvPr descr="/tmp/tmp4gy_zrvq/emf/diagrams/workflow/review-policy.de.emf" id="70" name="Picture"/>
+                    <pic:cNvPr descr="/tmp/tmpkl3lbqdr/emf/diagrams/workflow/review-policy.de.emf" id="70" name="Picture"/>
                     <pic:cNvPicPr>
                       <a:picLocks noChangeArrowheads="1" noChangeAspect="1"/>
                     </pic:cNvPicPr>
@@ -9072,7 +9072,7 @@
               <a:graphicData uri="http://schemas.openxmlformats.org/drawingml/2006/picture">
                 <pic:pic>
                   <pic:nvPicPr>
-                    <pic:cNvPr descr="/tmp/tmp4gy_zrvq/emf/diagrams/workflow/fix-dispatch.de.emf" id="75" name="Picture"/>
+                    <pic:cNvPr descr="/tmp/tmpkl3lbqdr/emf/diagrams/workflow/fix-dispatch.de.emf" id="75" name="Picture"/>
                     <pic:cNvPicPr>
                       <a:picLocks noChangeArrowheads="1" noChangeAspect="1"/>
                     </pic:cNvPicPr>

--- a/docs/export/ADW-WORKFLOW.de.docx
+++ b/docs/export/ADW-WORKFLOW.de.docx
@@ -1848,7 +1848,7 @@
               <a:graphicData uri="http://schemas.openxmlformats.org/drawingml/2006/picture">
                 <pic:pic>
                   <pic:nvPicPr>
-                    <pic:cNvPr descr="/tmp/tmpkl3lbqdr/emf/diagrams/workflow/run-overview.de.emf" id="28" name="Picture"/>
+                    <pic:cNvPr descr="/tmp/tmpmi02cfhz/emf/diagrams/workflow/run-overview.de.emf" id="28" name="Picture"/>
                     <pic:cNvPicPr>
                       <a:picLocks noChangeArrowheads="1" noChangeAspect="1"/>
                     </pic:cNvPicPr>
@@ -2023,7 +2023,7 @@
               <a:graphicData uri="http://schemas.openxmlformats.org/drawingml/2006/picture">
                 <pic:pic>
                   <pic:nvPicPr>
-                    <pic:cNvPr descr="/tmp/tmpkl3lbqdr/emf/diagrams/workflow/state-machine.de.emf" id="31" name="Picture"/>
+                    <pic:cNvPr descr="/tmp/tmpmi02cfhz/emf/diagrams/workflow/state-machine.de.emf" id="31" name="Picture"/>
                     <pic:cNvPicPr>
                       <a:picLocks noChangeArrowheads="1" noChangeAspect="1"/>
                     </pic:cNvPicPr>
@@ -3766,7 +3766,7 @@
               <a:graphicData uri="http://schemas.openxmlformats.org/drawingml/2006/picture">
                 <pic:pic>
                   <pic:nvPicPr>
-                    <pic:cNvPr descr="/tmp/tmpkl3lbqdr/emf/diagrams/workflow/authoring-loop.de.emf" id="38" name="Picture"/>
+                    <pic:cNvPr descr="/tmp/tmpmi02cfhz/emf/diagrams/workflow/authoring-loop.de.emf" id="38" name="Picture"/>
                     <pic:cNvPicPr>
                       <a:picLocks noChangeArrowheads="1" noChangeAspect="1"/>
                     </pic:cNvPicPr>
@@ -6032,7 +6032,7 @@
               <a:graphicData uri="http://schemas.openxmlformats.org/drawingml/2006/picture">
                 <pic:pic>
                   <pic:nvPicPr>
-                    <pic:cNvPr descr="/tmp/tmpkl3lbqdr/emf/diagrams/workflow/tdd-red.de.emf" id="48" name="Picture"/>
+                    <pic:cNvPr descr="/tmp/tmpmi02cfhz/emf/diagrams/workflow/tdd-red.de.emf" id="48" name="Picture"/>
                     <pic:cNvPicPr>
                       <a:picLocks noChangeArrowheads="1" noChangeAspect="1"/>
                     </pic:cNvPicPr>
@@ -6141,7 +6141,7 @@
               <a:graphicData uri="http://schemas.openxmlformats.org/drawingml/2006/picture">
                 <pic:pic>
                   <pic:nvPicPr>
-                    <pic:cNvPr descr="/tmp/tmpkl3lbqdr/emf/diagrams/workflow/gate-loop.de.emf" id="52" name="Picture"/>
+                    <pic:cNvPr descr="/tmp/tmpmi02cfhz/emf/diagrams/workflow/gate-loop.de.emf" id="52" name="Picture"/>
                     <pic:cNvPicPr>
                       <a:picLocks noChangeArrowheads="1" noChangeAspect="1"/>
                     </pic:cNvPicPr>
@@ -6717,7 +6717,7 @@
               <a:graphicData uri="http://schemas.openxmlformats.org/drawingml/2006/picture">
                 <pic:pic>
                   <pic:nvPicPr>
-                    <pic:cNvPr descr="/tmp/tmpkl3lbqdr/emf/diagrams/workflow/integration-e2e.de.emf" id="57" name="Picture"/>
+                    <pic:cNvPr descr="/tmp/tmpmi02cfhz/emf/diagrams/workflow/integration-e2e.de.emf" id="57" name="Picture"/>
                     <pic:cNvPicPr>
                       <a:picLocks noChangeArrowheads="1" noChangeAspect="1"/>
                     </pic:cNvPicPr>
@@ -7175,7 +7175,7 @@
               <a:graphicData uri="http://schemas.openxmlformats.org/drawingml/2006/picture">
                 <pic:pic>
                   <pic:nvPicPr>
-                    <pic:cNvPr descr="/tmp/tmpkl3lbqdr/emf/diagrams/workflow/codex-review.de.emf" id="61" name="Picture"/>
+                    <pic:cNvPr descr="/tmp/tmpmi02cfhz/emf/diagrams/workflow/codex-review.de.emf" id="61" name="Picture"/>
                     <pic:cNvPicPr>
                       <a:picLocks noChangeArrowheads="1" noChangeAspect="1"/>
                     </pic:cNvPicPr>
@@ -8026,7 +8026,7 @@
               <a:graphicData uri="http://schemas.openxmlformats.org/drawingml/2006/picture">
                 <pic:pic>
                   <pic:nvPicPr>
-                    <pic:cNvPr descr="/tmp/tmpkl3lbqdr/emf/diagrams/workflow/ci.de.emf" id="66" name="Picture"/>
+                    <pic:cNvPr descr="/tmp/tmpmi02cfhz/emf/diagrams/workflow/ci.de.emf" id="66" name="Picture"/>
                     <pic:cNvPicPr>
                       <a:picLocks noChangeArrowheads="1" noChangeAspect="1"/>
                     </pic:cNvPicPr>
@@ -8687,7 +8687,7 @@
               <a:graphicData uri="http://schemas.openxmlformats.org/drawingml/2006/picture">
                 <pic:pic>
                   <pic:nvPicPr>
-                    <pic:cNvPr descr="/tmp/tmpkl3lbqdr/emf/diagrams/workflow/review-policy.de.emf" id="70" name="Picture"/>
+                    <pic:cNvPr descr="/tmp/tmpmi02cfhz/emf/diagrams/workflow/review-policy.de.emf" id="70" name="Picture"/>
                     <pic:cNvPicPr>
                       <a:picLocks noChangeArrowheads="1" noChangeAspect="1"/>
                     </pic:cNvPicPr>
@@ -9072,7 +9072,7 @@
               <a:graphicData uri="http://schemas.openxmlformats.org/drawingml/2006/picture">
                 <pic:pic>
                   <pic:nvPicPr>
-                    <pic:cNvPr descr="/tmp/tmpkl3lbqdr/emf/diagrams/workflow/fix-dispatch.de.emf" id="75" name="Picture"/>
+                    <pic:cNvPr descr="/tmp/tmpmi02cfhz/emf/diagrams/workflow/fix-dispatch.de.emf" id="75" name="Picture"/>
                     <pic:cNvPicPr>
                       <a:picLocks noChangeArrowheads="1" noChangeAspect="1"/>
                     </pic:cNvPicPr>

--- a/docs/export/ADW-WORKFLOW.de.docx
+++ b/docs/export/ADW-WORKFLOW.de.docx
@@ -1848,7 +1848,7 @@
               <a:graphicData uri="http://schemas.openxmlformats.org/drawingml/2006/picture">
                 <pic:pic>
                   <pic:nvPicPr>
-                    <pic:cNvPr descr="/tmp/tmpmi02cfhz/emf/diagrams/workflow/run-overview.de.emf" id="28" name="Picture"/>
+                    <pic:cNvPr descr="/tmp/tmp6n3y1bnz/emf/diagrams/workflow/run-overview.de.emf" id="28" name="Picture"/>
                     <pic:cNvPicPr>
                       <a:picLocks noChangeArrowheads="1" noChangeAspect="1"/>
                     </pic:cNvPicPr>
@@ -2023,7 +2023,7 @@
               <a:graphicData uri="http://schemas.openxmlformats.org/drawingml/2006/picture">
                 <pic:pic>
                   <pic:nvPicPr>
-                    <pic:cNvPr descr="/tmp/tmpmi02cfhz/emf/diagrams/workflow/state-machine.de.emf" id="31" name="Picture"/>
+                    <pic:cNvPr descr="/tmp/tmp6n3y1bnz/emf/diagrams/workflow/state-machine.de.emf" id="31" name="Picture"/>
                     <pic:cNvPicPr>
                       <a:picLocks noChangeArrowheads="1" noChangeAspect="1"/>
                     </pic:cNvPicPr>
@@ -3766,7 +3766,7 @@
               <a:graphicData uri="http://schemas.openxmlformats.org/drawingml/2006/picture">
                 <pic:pic>
                   <pic:nvPicPr>
-                    <pic:cNvPr descr="/tmp/tmpmi02cfhz/emf/diagrams/workflow/authoring-loop.de.emf" id="38" name="Picture"/>
+                    <pic:cNvPr descr="/tmp/tmp6n3y1bnz/emf/diagrams/workflow/authoring-loop.de.emf" id="38" name="Picture"/>
                     <pic:cNvPicPr>
                       <a:picLocks noChangeArrowheads="1" noChangeAspect="1"/>
                     </pic:cNvPicPr>
@@ -6032,7 +6032,7 @@
               <a:graphicData uri="http://schemas.openxmlformats.org/drawingml/2006/picture">
                 <pic:pic>
                   <pic:nvPicPr>
-                    <pic:cNvPr descr="/tmp/tmpmi02cfhz/emf/diagrams/workflow/tdd-red.de.emf" id="48" name="Picture"/>
+                    <pic:cNvPr descr="/tmp/tmp6n3y1bnz/emf/diagrams/workflow/tdd-red.de.emf" id="48" name="Picture"/>
                     <pic:cNvPicPr>
                       <a:picLocks noChangeArrowheads="1" noChangeAspect="1"/>
                     </pic:cNvPicPr>
@@ -6141,7 +6141,7 @@
               <a:graphicData uri="http://schemas.openxmlformats.org/drawingml/2006/picture">
                 <pic:pic>
                   <pic:nvPicPr>
-                    <pic:cNvPr descr="/tmp/tmpmi02cfhz/emf/diagrams/workflow/gate-loop.de.emf" id="52" name="Picture"/>
+                    <pic:cNvPr descr="/tmp/tmp6n3y1bnz/emf/diagrams/workflow/gate-loop.de.emf" id="52" name="Picture"/>
                     <pic:cNvPicPr>
                       <a:picLocks noChangeArrowheads="1" noChangeAspect="1"/>
                     </pic:cNvPicPr>
@@ -6717,7 +6717,7 @@
               <a:graphicData uri="http://schemas.openxmlformats.org/drawingml/2006/picture">
                 <pic:pic>
                   <pic:nvPicPr>
-                    <pic:cNvPr descr="/tmp/tmpmi02cfhz/emf/diagrams/workflow/integration-e2e.de.emf" id="57" name="Picture"/>
+                    <pic:cNvPr descr="/tmp/tmp6n3y1bnz/emf/diagrams/workflow/integration-e2e.de.emf" id="57" name="Picture"/>
                     <pic:cNvPicPr>
                       <a:picLocks noChangeArrowheads="1" noChangeAspect="1"/>
                     </pic:cNvPicPr>
@@ -7175,7 +7175,7 @@
               <a:graphicData uri="http://schemas.openxmlformats.org/drawingml/2006/picture">
                 <pic:pic>
                   <pic:nvPicPr>
-                    <pic:cNvPr descr="/tmp/tmpmi02cfhz/emf/diagrams/workflow/codex-review.de.emf" id="61" name="Picture"/>
+                    <pic:cNvPr descr="/tmp/tmp6n3y1bnz/emf/diagrams/workflow/codex-review.de.emf" id="61" name="Picture"/>
                     <pic:cNvPicPr>
                       <a:picLocks noChangeArrowheads="1" noChangeAspect="1"/>
                     </pic:cNvPicPr>
@@ -8026,7 +8026,7 @@
               <a:graphicData uri="http://schemas.openxmlformats.org/drawingml/2006/picture">
                 <pic:pic>
                   <pic:nvPicPr>
-                    <pic:cNvPr descr="/tmp/tmpmi02cfhz/emf/diagrams/workflow/ci.de.emf" id="66" name="Picture"/>
+                    <pic:cNvPr descr="/tmp/tmp6n3y1bnz/emf/diagrams/workflow/ci.de.emf" id="66" name="Picture"/>
                     <pic:cNvPicPr>
                       <a:picLocks noChangeArrowheads="1" noChangeAspect="1"/>
                     </pic:cNvPicPr>
@@ -8687,7 +8687,7 @@
               <a:graphicData uri="http://schemas.openxmlformats.org/drawingml/2006/picture">
                 <pic:pic>
                   <pic:nvPicPr>
-                    <pic:cNvPr descr="/tmp/tmpmi02cfhz/emf/diagrams/workflow/review-policy.de.emf" id="70" name="Picture"/>
+                    <pic:cNvPr descr="/tmp/tmp6n3y1bnz/emf/diagrams/workflow/review-policy.de.emf" id="70" name="Picture"/>
                     <pic:cNvPicPr>
                       <a:picLocks noChangeArrowheads="1" noChangeAspect="1"/>
                     </pic:cNvPicPr>
@@ -9072,7 +9072,7 @@
               <a:graphicData uri="http://schemas.openxmlformats.org/drawingml/2006/picture">
                 <pic:pic>
                   <pic:nvPicPr>
-                    <pic:cNvPr descr="/tmp/tmpmi02cfhz/emf/diagrams/workflow/fix-dispatch.de.emf" id="75" name="Picture"/>
+                    <pic:cNvPr descr="/tmp/tmp6n3y1bnz/emf/diagrams/workflow/fix-dispatch.de.emf" id="75" name="Picture"/>
                     <pic:cNvPicPr>
                       <a:picLocks noChangeArrowheads="1" noChangeAspect="1"/>
                     </pic:cNvPicPr>

--- a/docs/export/ADW-WORKFLOW.de.docx
+++ b/docs/export/ADW-WORKFLOW.de.docx
@@ -1848,7 +1848,7 @@
               <a:graphicData uri="http://schemas.openxmlformats.org/drawingml/2006/picture">
                 <pic:pic>
                   <pic:nvPicPr>
-                    <pic:cNvPr descr="/tmp/tmp6n3y1bnz/emf/diagrams/workflow/run-overview.de.emf" id="28" name="Picture"/>
+                    <pic:cNvPr descr="/tmp/tmpgr3muoi7/emf/diagrams/workflow/run-overview.de.emf" id="28" name="Picture"/>
                     <pic:cNvPicPr>
                       <a:picLocks noChangeArrowheads="1" noChangeAspect="1"/>
                     </pic:cNvPicPr>
@@ -2023,7 +2023,7 @@
               <a:graphicData uri="http://schemas.openxmlformats.org/drawingml/2006/picture">
                 <pic:pic>
                   <pic:nvPicPr>
-                    <pic:cNvPr descr="/tmp/tmp6n3y1bnz/emf/diagrams/workflow/state-machine.de.emf" id="31" name="Picture"/>
+                    <pic:cNvPr descr="/tmp/tmpgr3muoi7/emf/diagrams/workflow/state-machine.de.emf" id="31" name="Picture"/>
                     <pic:cNvPicPr>
                       <a:picLocks noChangeArrowheads="1" noChangeAspect="1"/>
                     </pic:cNvPicPr>
@@ -3766,7 +3766,7 @@
               <a:graphicData uri="http://schemas.openxmlformats.org/drawingml/2006/picture">
                 <pic:pic>
                   <pic:nvPicPr>
-                    <pic:cNvPr descr="/tmp/tmp6n3y1bnz/emf/diagrams/workflow/authoring-loop.de.emf" id="38" name="Picture"/>
+                    <pic:cNvPr descr="/tmp/tmpgr3muoi7/emf/diagrams/workflow/authoring-loop.de.emf" id="38" name="Picture"/>
                     <pic:cNvPicPr>
                       <a:picLocks noChangeArrowheads="1" noChangeAspect="1"/>
                     </pic:cNvPicPr>
@@ -6032,7 +6032,7 @@
               <a:graphicData uri="http://schemas.openxmlformats.org/drawingml/2006/picture">
                 <pic:pic>
                   <pic:nvPicPr>
-                    <pic:cNvPr descr="/tmp/tmp6n3y1bnz/emf/diagrams/workflow/tdd-red.de.emf" id="48" name="Picture"/>
+                    <pic:cNvPr descr="/tmp/tmpgr3muoi7/emf/diagrams/workflow/tdd-red.de.emf" id="48" name="Picture"/>
                     <pic:cNvPicPr>
                       <a:picLocks noChangeArrowheads="1" noChangeAspect="1"/>
                     </pic:cNvPicPr>
@@ -6141,7 +6141,7 @@
               <a:graphicData uri="http://schemas.openxmlformats.org/drawingml/2006/picture">
                 <pic:pic>
                   <pic:nvPicPr>
-                    <pic:cNvPr descr="/tmp/tmp6n3y1bnz/emf/diagrams/workflow/gate-loop.de.emf" id="52" name="Picture"/>
+                    <pic:cNvPr descr="/tmp/tmpgr3muoi7/emf/diagrams/workflow/gate-loop.de.emf" id="52" name="Picture"/>
                     <pic:cNvPicPr>
                       <a:picLocks noChangeArrowheads="1" noChangeAspect="1"/>
                     </pic:cNvPicPr>
@@ -6717,7 +6717,7 @@
               <a:graphicData uri="http://schemas.openxmlformats.org/drawingml/2006/picture">
                 <pic:pic>
                   <pic:nvPicPr>
-                    <pic:cNvPr descr="/tmp/tmp6n3y1bnz/emf/diagrams/workflow/integration-e2e.de.emf" id="57" name="Picture"/>
+                    <pic:cNvPr descr="/tmp/tmpgr3muoi7/emf/diagrams/workflow/integration-e2e.de.emf" id="57" name="Picture"/>
                     <pic:cNvPicPr>
                       <a:picLocks noChangeArrowheads="1" noChangeAspect="1"/>
                     </pic:cNvPicPr>
@@ -7175,7 +7175,7 @@
               <a:graphicData uri="http://schemas.openxmlformats.org/drawingml/2006/picture">
                 <pic:pic>
                   <pic:nvPicPr>
-                    <pic:cNvPr descr="/tmp/tmp6n3y1bnz/emf/diagrams/workflow/codex-review.de.emf" id="61" name="Picture"/>
+                    <pic:cNvPr descr="/tmp/tmpgr3muoi7/emf/diagrams/workflow/codex-review.de.emf" id="61" name="Picture"/>
                     <pic:cNvPicPr>
                       <a:picLocks noChangeArrowheads="1" noChangeAspect="1"/>
                     </pic:cNvPicPr>
@@ -8026,7 +8026,7 @@
               <a:graphicData uri="http://schemas.openxmlformats.org/drawingml/2006/picture">
                 <pic:pic>
                   <pic:nvPicPr>
-                    <pic:cNvPr descr="/tmp/tmp6n3y1bnz/emf/diagrams/workflow/ci.de.emf" id="66" name="Picture"/>
+                    <pic:cNvPr descr="/tmp/tmpgr3muoi7/emf/diagrams/workflow/ci.de.emf" id="66" name="Picture"/>
                     <pic:cNvPicPr>
                       <a:picLocks noChangeArrowheads="1" noChangeAspect="1"/>
                     </pic:cNvPicPr>
@@ -8687,7 +8687,7 @@
               <a:graphicData uri="http://schemas.openxmlformats.org/drawingml/2006/picture">
                 <pic:pic>
                   <pic:nvPicPr>
-                    <pic:cNvPr descr="/tmp/tmp6n3y1bnz/emf/diagrams/workflow/review-policy.de.emf" id="70" name="Picture"/>
+                    <pic:cNvPr descr="/tmp/tmpgr3muoi7/emf/diagrams/workflow/review-policy.de.emf" id="70" name="Picture"/>
                     <pic:cNvPicPr>
                       <a:picLocks noChangeArrowheads="1" noChangeAspect="1"/>
                     </pic:cNvPicPr>
@@ -9072,7 +9072,7 @@
               <a:graphicData uri="http://schemas.openxmlformats.org/drawingml/2006/picture">
                 <pic:pic>
                   <pic:nvPicPr>
-                    <pic:cNvPr descr="/tmp/tmp6n3y1bnz/emf/diagrams/workflow/fix-dispatch.de.emf" id="75" name="Picture"/>
+                    <pic:cNvPr descr="/tmp/tmpgr3muoi7/emf/diagrams/workflow/fix-dispatch.de.emf" id="75" name="Picture"/>
                     <pic:cNvPicPr>
                       <a:picLocks noChangeArrowheads="1" noChangeAspect="1"/>
                     </pic:cNvPicPr>

--- a/docs/export/ADW-WORKFLOW.de.docx
+++ b/docs/export/ADW-WORKFLOW.de.docx
@@ -1848,7 +1848,7 @@
               <a:graphicData uri="http://schemas.openxmlformats.org/drawingml/2006/picture">
                 <pic:pic>
                   <pic:nvPicPr>
-                    <pic:cNvPr descr="/tmp/tmpgr3muoi7/emf/diagrams/workflow/run-overview.de.emf" id="28" name="Picture"/>
+                    <pic:cNvPr descr="/tmp/tmpgszi6s13/emf/diagrams/workflow/run-overview.de.emf" id="28" name="Picture"/>
                     <pic:cNvPicPr>
                       <a:picLocks noChangeArrowheads="1" noChangeAspect="1"/>
                     </pic:cNvPicPr>
@@ -2023,7 +2023,7 @@
               <a:graphicData uri="http://schemas.openxmlformats.org/drawingml/2006/picture">
                 <pic:pic>
                   <pic:nvPicPr>
-                    <pic:cNvPr descr="/tmp/tmpgr3muoi7/emf/diagrams/workflow/state-machine.de.emf" id="31" name="Picture"/>
+                    <pic:cNvPr descr="/tmp/tmpgszi6s13/emf/diagrams/workflow/state-machine.de.emf" id="31" name="Picture"/>
                     <pic:cNvPicPr>
                       <a:picLocks noChangeArrowheads="1" noChangeAspect="1"/>
                     </pic:cNvPicPr>
@@ -2392,7 +2392,7 @@
         <w:t xml:space="preserve"> </w:t>
       </w:r>
       <w:r>
-        <w:t xml:space="preserve">Altflags</w:t>
+        <w:t xml:space="preserve">veralteten Flags</w:t>
       </w:r>
       <w:r>
         <w:t xml:space="preserve"> </w:t>
@@ -2446,13 +2446,13 @@
         <w:t xml:space="preserve">both</w:t>
       </w:r>
       <w:r>
-        <w:t xml:space="preserve">) gelten</w:t>
-      </w:r>
-      <w:r>
-        <w:t xml:space="preserve"> </w:t>
-      </w:r>
-      <w:r>
-        <w:t xml:space="preserve">weiter; ein Widerspruch zwischen beiden scheitert sofort.</w:t>
+        <w:t xml:space="preserve">)</w:t>
+      </w:r>
+      <w:r>
+        <w:t xml:space="preserve"> </w:t>
+      </w:r>
+      <w:r>
+        <w:t xml:space="preserve">funktionieren weiter, geben aber einen Hinweis aus; ein Widerspruch zwischen beiden scheitert sofort.</w:t>
       </w:r>
     </w:p>
     <w:p>
@@ -3766,7 +3766,7 @@
               <a:graphicData uri="http://schemas.openxmlformats.org/drawingml/2006/picture">
                 <pic:pic>
                   <pic:nvPicPr>
-                    <pic:cNvPr descr="/tmp/tmpgr3muoi7/emf/diagrams/workflow/authoring-loop.de.emf" id="38" name="Picture"/>
+                    <pic:cNvPr descr="/tmp/tmpgszi6s13/emf/diagrams/workflow/authoring-loop.de.emf" id="38" name="Picture"/>
                     <pic:cNvPicPr>
                       <a:picLocks noChangeArrowheads="1" noChangeAspect="1"/>
                     </pic:cNvPicPr>
@@ -6032,7 +6032,7 @@
               <a:graphicData uri="http://schemas.openxmlformats.org/drawingml/2006/picture">
                 <pic:pic>
                   <pic:nvPicPr>
-                    <pic:cNvPr descr="/tmp/tmpgr3muoi7/emf/diagrams/workflow/tdd-red.de.emf" id="48" name="Picture"/>
+                    <pic:cNvPr descr="/tmp/tmpgszi6s13/emf/diagrams/workflow/tdd-red.de.emf" id="48" name="Picture"/>
                     <pic:cNvPicPr>
                       <a:picLocks noChangeArrowheads="1" noChangeAspect="1"/>
                     </pic:cNvPicPr>
@@ -6141,7 +6141,7 @@
               <a:graphicData uri="http://schemas.openxmlformats.org/drawingml/2006/picture">
                 <pic:pic>
                   <pic:nvPicPr>
-                    <pic:cNvPr descr="/tmp/tmpgr3muoi7/emf/diagrams/workflow/gate-loop.de.emf" id="52" name="Picture"/>
+                    <pic:cNvPr descr="/tmp/tmpgszi6s13/emf/diagrams/workflow/gate-loop.de.emf" id="52" name="Picture"/>
                     <pic:cNvPicPr>
                       <a:picLocks noChangeArrowheads="1" noChangeAspect="1"/>
                     </pic:cNvPicPr>
@@ -6717,7 +6717,7 @@
               <a:graphicData uri="http://schemas.openxmlformats.org/drawingml/2006/picture">
                 <pic:pic>
                   <pic:nvPicPr>
-                    <pic:cNvPr descr="/tmp/tmpgr3muoi7/emf/diagrams/workflow/integration-e2e.de.emf" id="57" name="Picture"/>
+                    <pic:cNvPr descr="/tmp/tmpgszi6s13/emf/diagrams/workflow/integration-e2e.de.emf" id="57" name="Picture"/>
                     <pic:cNvPicPr>
                       <a:picLocks noChangeArrowheads="1" noChangeAspect="1"/>
                     </pic:cNvPicPr>
@@ -7175,7 +7175,7 @@
               <a:graphicData uri="http://schemas.openxmlformats.org/drawingml/2006/picture">
                 <pic:pic>
                   <pic:nvPicPr>
-                    <pic:cNvPr descr="/tmp/tmpgr3muoi7/emf/diagrams/workflow/codex-review.de.emf" id="61" name="Picture"/>
+                    <pic:cNvPr descr="/tmp/tmpgszi6s13/emf/diagrams/workflow/codex-review.de.emf" id="61" name="Picture"/>
                     <pic:cNvPicPr>
                       <a:picLocks noChangeArrowheads="1" noChangeAspect="1"/>
                     </pic:cNvPicPr>
@@ -8026,7 +8026,7 @@
               <a:graphicData uri="http://schemas.openxmlformats.org/drawingml/2006/picture">
                 <pic:pic>
                   <pic:nvPicPr>
-                    <pic:cNvPr descr="/tmp/tmpgr3muoi7/emf/diagrams/workflow/ci.de.emf" id="66" name="Picture"/>
+                    <pic:cNvPr descr="/tmp/tmpgszi6s13/emf/diagrams/workflow/ci.de.emf" id="66" name="Picture"/>
                     <pic:cNvPicPr>
                       <a:picLocks noChangeArrowheads="1" noChangeAspect="1"/>
                     </pic:cNvPicPr>
@@ -8687,7 +8687,7 @@
               <a:graphicData uri="http://schemas.openxmlformats.org/drawingml/2006/picture">
                 <pic:pic>
                   <pic:nvPicPr>
-                    <pic:cNvPr descr="/tmp/tmpgr3muoi7/emf/diagrams/workflow/review-policy.de.emf" id="70" name="Picture"/>
+                    <pic:cNvPr descr="/tmp/tmpgszi6s13/emf/diagrams/workflow/review-policy.de.emf" id="70" name="Picture"/>
                     <pic:cNvPicPr>
                       <a:picLocks noChangeArrowheads="1" noChangeAspect="1"/>
                     </pic:cNvPicPr>
@@ -9072,7 +9072,7 @@
               <a:graphicData uri="http://schemas.openxmlformats.org/drawingml/2006/picture">
                 <pic:pic>
                   <pic:nvPicPr>
-                    <pic:cNvPr descr="/tmp/tmpgr3muoi7/emf/diagrams/workflow/fix-dispatch.de.emf" id="75" name="Picture"/>
+                    <pic:cNvPr descr="/tmp/tmpgszi6s13/emf/diagrams/workflow/fix-dispatch.de.emf" id="75" name="Picture"/>
                     <pic:cNvPicPr>
                       <a:picLocks noChangeArrowheads="1" noChangeAspect="1"/>
                     </pic:cNvPicPr>

--- a/docs/export/ADW-WORKFLOW.de.docx
+++ b/docs/export/ADW-WORKFLOW.de.docx
@@ -1848,7 +1848,7 @@
               <a:graphicData uri="http://schemas.openxmlformats.org/drawingml/2006/picture">
                 <pic:pic>
                   <pic:nvPicPr>
-                    <pic:cNvPr descr="/tmp/tmpgszi6s13/emf/diagrams/workflow/run-overview.de.emf" id="28" name="Picture"/>
+                    <pic:cNvPr descr="/tmp/tmpjnzbh_pr/emf/diagrams/workflow/run-overview.de.emf" id="28" name="Picture"/>
                     <pic:cNvPicPr>
                       <a:picLocks noChangeArrowheads="1" noChangeAspect="1"/>
                     </pic:cNvPicPr>
@@ -2023,7 +2023,7 @@
               <a:graphicData uri="http://schemas.openxmlformats.org/drawingml/2006/picture">
                 <pic:pic>
                   <pic:nvPicPr>
-                    <pic:cNvPr descr="/tmp/tmpgszi6s13/emf/diagrams/workflow/state-machine.de.emf" id="31" name="Picture"/>
+                    <pic:cNvPr descr="/tmp/tmpjnzbh_pr/emf/diagrams/workflow/state-machine.de.emf" id="31" name="Picture"/>
                     <pic:cNvPicPr>
                       <a:picLocks noChangeArrowheads="1" noChangeAspect="1"/>
                     </pic:cNvPicPr>
@@ -3766,7 +3766,7 @@
               <a:graphicData uri="http://schemas.openxmlformats.org/drawingml/2006/picture">
                 <pic:pic>
                   <pic:nvPicPr>
-                    <pic:cNvPr descr="/tmp/tmpgszi6s13/emf/diagrams/workflow/authoring-loop.de.emf" id="38" name="Picture"/>
+                    <pic:cNvPr descr="/tmp/tmpjnzbh_pr/emf/diagrams/workflow/authoring-loop.de.emf" id="38" name="Picture"/>
                     <pic:cNvPicPr>
                       <a:picLocks noChangeArrowheads="1" noChangeAspect="1"/>
                     </pic:cNvPicPr>
@@ -6032,7 +6032,7 @@
               <a:graphicData uri="http://schemas.openxmlformats.org/drawingml/2006/picture">
                 <pic:pic>
                   <pic:nvPicPr>
-                    <pic:cNvPr descr="/tmp/tmpgszi6s13/emf/diagrams/workflow/tdd-red.de.emf" id="48" name="Picture"/>
+                    <pic:cNvPr descr="/tmp/tmpjnzbh_pr/emf/diagrams/workflow/tdd-red.de.emf" id="48" name="Picture"/>
                     <pic:cNvPicPr>
                       <a:picLocks noChangeArrowheads="1" noChangeAspect="1"/>
                     </pic:cNvPicPr>
@@ -6141,7 +6141,7 @@
               <a:graphicData uri="http://schemas.openxmlformats.org/drawingml/2006/picture">
                 <pic:pic>
                   <pic:nvPicPr>
-                    <pic:cNvPr descr="/tmp/tmpgszi6s13/emf/diagrams/workflow/gate-loop.de.emf" id="52" name="Picture"/>
+                    <pic:cNvPr descr="/tmp/tmpjnzbh_pr/emf/diagrams/workflow/gate-loop.de.emf" id="52" name="Picture"/>
                     <pic:cNvPicPr>
                       <a:picLocks noChangeArrowheads="1" noChangeAspect="1"/>
                     </pic:cNvPicPr>
@@ -6717,7 +6717,7 @@
               <a:graphicData uri="http://schemas.openxmlformats.org/drawingml/2006/picture">
                 <pic:pic>
                   <pic:nvPicPr>
-                    <pic:cNvPr descr="/tmp/tmpgszi6s13/emf/diagrams/workflow/integration-e2e.de.emf" id="57" name="Picture"/>
+                    <pic:cNvPr descr="/tmp/tmpjnzbh_pr/emf/diagrams/workflow/integration-e2e.de.emf" id="57" name="Picture"/>
                     <pic:cNvPicPr>
                       <a:picLocks noChangeArrowheads="1" noChangeAspect="1"/>
                     </pic:cNvPicPr>
@@ -7175,7 +7175,7 @@
               <a:graphicData uri="http://schemas.openxmlformats.org/drawingml/2006/picture">
                 <pic:pic>
                   <pic:nvPicPr>
-                    <pic:cNvPr descr="/tmp/tmpgszi6s13/emf/diagrams/workflow/codex-review.de.emf" id="61" name="Picture"/>
+                    <pic:cNvPr descr="/tmp/tmpjnzbh_pr/emf/diagrams/workflow/codex-review.de.emf" id="61" name="Picture"/>
                     <pic:cNvPicPr>
                       <a:picLocks noChangeArrowheads="1" noChangeAspect="1"/>
                     </pic:cNvPicPr>
@@ -8026,7 +8026,7 @@
               <a:graphicData uri="http://schemas.openxmlformats.org/drawingml/2006/picture">
                 <pic:pic>
                   <pic:nvPicPr>
-                    <pic:cNvPr descr="/tmp/tmpgszi6s13/emf/diagrams/workflow/ci.de.emf" id="66" name="Picture"/>
+                    <pic:cNvPr descr="/tmp/tmpjnzbh_pr/emf/diagrams/workflow/ci.de.emf" id="66" name="Picture"/>
                     <pic:cNvPicPr>
                       <a:picLocks noChangeArrowheads="1" noChangeAspect="1"/>
                     </pic:cNvPicPr>
@@ -8687,7 +8687,7 @@
               <a:graphicData uri="http://schemas.openxmlformats.org/drawingml/2006/picture">
                 <pic:pic>
                   <pic:nvPicPr>
-                    <pic:cNvPr descr="/tmp/tmpgszi6s13/emf/diagrams/workflow/review-policy.de.emf" id="70" name="Picture"/>
+                    <pic:cNvPr descr="/tmp/tmpjnzbh_pr/emf/diagrams/workflow/review-policy.de.emf" id="70" name="Picture"/>
                     <pic:cNvPicPr>
                       <a:picLocks noChangeArrowheads="1" noChangeAspect="1"/>
                     </pic:cNvPicPr>
@@ -9072,7 +9072,7 @@
               <a:graphicData uri="http://schemas.openxmlformats.org/drawingml/2006/picture">
                 <pic:pic>
                   <pic:nvPicPr>
-                    <pic:cNvPr descr="/tmp/tmpgszi6s13/emf/diagrams/workflow/fix-dispatch.de.emf" id="75" name="Picture"/>
+                    <pic:cNvPr descr="/tmp/tmpjnzbh_pr/emf/diagrams/workflow/fix-dispatch.de.emf" id="75" name="Picture"/>
                     <pic:cNvPicPr>
                       <a:picLocks noChangeArrowheads="1" noChangeAspect="1"/>
                     </pic:cNvPicPr>
